--- a/docs/weekly-submissions/Week7_Final_Report.docx
+++ b/docs/weekly-submissions/Week7_Final_Report.docx
@@ -229,7 +229,7 @@
           <w:rFonts w:ascii="Times New Roman" w:hAnsi="Times New Roman"/>
           <w:sz w:val="24"/>
         </w:rPr>
-        <w:t>TrustResume checks every claim in a generated resume against a candidate's own evidence before showing it to anyone. This is a direct response to the risk that an unconstrained LLM embellishes a resume. This report covers a from-scratch reimplementation of an earlier pydantic-ai/Qdrant capstone on LangChain, LangGraph, and ChromaDB: six agents coordinated by a quality loop that rewrites a draft up to three times against a Trust gate and an ATS gate. An offline evaluation harness scores the system itself: hybrid retrieval reaches recall@8 1.000/MRR 0.938, and the Trust Harness, after a calibration fix documented here, classifies claims at accuracy/macro-F1 0.833 (up from 0.500/0.489) with zero dangerous false-pass errors either way. A 474-test suite holds 99.4% coverage, and four real Bedrock-hosted runs show the thesis directly: the system would rather fail a candidate than invent experience they lack. The report closes with the challenges this build surfaced and the work still open.</w:t>
+        <w:t>TrustResume checks every claim in a generated resume against a candidate's own evidence before showing it to anyone. This is a direct response to the risk that an unconstrained LLM embellishes a resume. This report covers a from-scratch reimplementation of an earlier pydantic-ai/Qdrant capstone on LangChain, LangGraph, and ChromaDB: six agents coordinated by a quality loop that rewrites a draft up to three times against a Trust gate and an ATS gate. An offline evaluation harness scores the system itself: hybrid retrieval reaches recall@8 1.000/MRR 0.938, and the Trust Harness, after a calibration fix documented here, classifies claims at accuracy/macro-F1 0.833 (up from 0.500/0.489) with zero dangerous false-pass errors either way. A 482-test suite holds 99.3% coverage, and four real Bedrock-hosted runs show the thesis directly: the system would rather fail a candidate than invent experience they lack. The report closes with the challenges this build surfaced and the work still open.</w:t>
       </w:r>
     </w:p>
     <w:p>
@@ -388,7 +388,7 @@
           <w:rFonts w:ascii="Times New Roman" w:hAnsi="Times New Roman"/>
           <w:sz w:val="24"/>
         </w:rPr>
-        <w:t>Storage stayed on SQLite plus ChromaDB rather than Qdrant (ADR-0001), every search scoped by a user_id filter. Retrieval is hybrid (ADR-0010): vector and keyword hits fuse by Reciprocal Rank Fusion, since cosine similarity and BM25 rank aren't comparable. One catches a paraphrase sharing no vocabulary with its evidence; the other catches an exact product name the embedder treats as interchangeable with a competitor. Temperature is pinned to 0 (ADR-0013), since the headline claim is a deterministic, code-computed Trust score; models are tiered by role (extraction/writer/verifier) so a cheap model fills a schema while a stronger one adjudicates trust. Every route resolves its caller from a request header (ADR-0014) instead of one hardcoded demo user, making the isolation boundary testable rather than merely asserted.</w:t>
+        <w:t>Storage stayed on SQLite plus ChromaDB rather than Qdrant (ADR-0001), every search scoped by a user_id filter. Retrieval is hybrid (ADR-0010): vector and keyword hits fuse by Reciprocal Rank Fusion, since cosine similarity and BM25 rank aren't comparable. One catches a paraphrase sharing no vocabulary with its evidence; the other catches an exact product name the embedder treats as interchangeable with a competitor. Temperature is pinned to 0 (ADR-0013), since the headline claim is a deterministic, code-computed Trust score; models are tiered by role (extraction/writer/verifier) so a cheap model fills a schema while a stronger one adjudicates trust. Every route resolves its caller from a request header (ADR-0014) instead of one hardcoded demo user, making the isolation boundary testable rather than merely asserted. An opt-in checkpointing layer (ADR-0015) demonstrates LangGraph's durable-execution capability: a crashed run resumes from its last completed node instead of re-paying for already-completed LLM calls, off by default so the pipeline above is unchanged unless a caller opts in.</w:t>
       </w:r>
     </w:p>
     <w:p>
@@ -480,7 +480,7 @@
           <w:rFonts w:ascii="Times New Roman" w:hAnsi="Times New Roman"/>
           <w:sz w:val="24"/>
         </w:rPr>
-        <w:t>The suite holds 474 passing tests (9 live-marked tests deselected by default) at 99.4% coverage against a 95% gate. CI runs lint, a format check, strict mypy, and the full suite on Python 3.11 and 3.13 from a locked dependency file on every push and pull request.</w:t>
+        <w:t>The suite holds 482 passing tests (9 live-marked tests deselected by default) at 99.3% coverage against a 95% gate. CI runs lint, a format check, strict mypy, and the full suite on Python 3.11 and 3.13 from a locked dependency file on every push and pull request.</w:t>
       </w:r>
     </w:p>
     <w:p>

--- a/docs/weekly-submissions/Week7_Final_Report.docx
+++ b/docs/weekly-submissions/Week7_Final_Report.docx
@@ -229,7 +229,7 @@
           <w:rFonts w:ascii="Times New Roman" w:hAnsi="Times New Roman"/>
           <w:sz w:val="24"/>
         </w:rPr>
-        <w:t>TrustResume checks every claim in a generated resume against a candidate's own evidence before showing it to anyone. This is a direct response to the risk that an unconstrained LLM embellishes a resume. This report covers a from-scratch reimplementation of an earlier pydantic-ai/Qdrant capstone on LangChain, LangGraph, and ChromaDB: six agents coordinated by a quality loop that rewrites a draft up to three times against a Trust gate and an ATS gate. An offline evaluation harness scores the system itself: hybrid retrieval reaches recall@8 1.000/MRR 0.938, and the Trust Harness, after a calibration fix documented here, classifies claims at accuracy/macro-F1 0.833 (up from 0.500/0.489) with zero dangerous false-pass errors either way. A 482-test suite holds 99.3% coverage, and four real Bedrock-hosted runs show the thesis directly: the system would rather fail a candidate than invent experience they lack. The report closes with the challenges this build surfaced and the work still open.</w:t>
+        <w:t>TrustResume checks every claim in a generated resume against a candidate's own evidence before showing it to anyone. This is a direct response to the risk that an unconstrained LLM embellishes a resume. This report covers a from-scratch reimplementation of an earlier pydantic-ai/Qdrant capstone on LangChain, LangGraph, and ChromaDB: six agents coordinated by a quality loop that always rewrites a draft a configurable number of times against a Trust gate and an ATS gate, regardless of whether an earlier draft already passed, then ships whichever draft actually scored best. An offline evaluation harness scores the system itself: hybrid retrieval reaches recall@8 1.000/MRR 0.938, and the Trust Harness, after a calibration fix documented here, classifies claims at accuracy/macro-F1 0.833 (up from 0.500/0.489) with zero dangerous false-pass errors either way. A 500-test suite holds 99.2% coverage, and four real Bedrock-hosted runs show the thesis directly: the system would rather fail a candidate than invent experience they lack. The report closes with the challenges this build surfaced and the work still open.</w:t>
       </w:r>
     </w:p>
     <w:p>
@@ -307,7 +307,7 @@
           <w:rFonts w:ascii="Times New Roman" w:hAnsi="Times New Roman"/>
           <w:sz w:val="24"/>
         </w:rPr>
-        <w:t>A run is driven by a single LangGraph StateGraph (Figure 1). Job Description and Evidence Retrieval (hybrid vector + SQLite-FTS5 keyword search, user-scoped) each run once; with a cached Candidate Profile, they feed a quality loop: the Resume Writer drafts, the Trust Harness classifies every claim as SUPPORTED, PARTIALLY_SUPPORTED, or UNSUPPORTED against the evidence, and ATS Evaluation scores keyword coverage. Trust ≥ 90 and ATS ≥ 85 passes; otherwise deterministic feedback drives a rewrite, up to three times, before the run exports its best attempt regardless of outcome.</w:t>
+        <w:t>A run is driven by a single LangGraph StateGraph (Figure 1). Job Description and Evidence Retrieval (hybrid vector + SQLite-FTS5 keyword search, user-scoped) each run once; with a cached Candidate Profile, they feed a quality loop: the Resume Writer drafts, the Trust Harness classifies every claim as SUPPORTED, PARTIALLY_SUPPORTED, or UNSUPPORTED against the evidence, and ATS Evaluation scores keyword coverage against Trust ≥ 90 and ATS ≥ 85. The loop does not stop the moment a draft passes: deterministic feedback drives another rewrite regardless, for a configurable number of rounds (currently one), because a later rewrite can still improve ATS coverage without spending any more of the Trust budget. The run then exports whichever draft actually scored best — a passing draft always beats a failing one, and ties break on ATS, not Trust, since every passer already cleared that bar.</w:t>
       </w:r>
     </w:p>
     <w:p>
@@ -388,7 +388,7 @@
           <w:rFonts w:ascii="Times New Roman" w:hAnsi="Times New Roman"/>
           <w:sz w:val="24"/>
         </w:rPr>
-        <w:t>Storage stayed on SQLite plus ChromaDB rather than Qdrant (ADR-0001), every search scoped by a user_id filter. Retrieval is hybrid (ADR-0010): vector and keyword hits fuse by Reciprocal Rank Fusion, since cosine similarity and BM25 rank aren't comparable. One catches a paraphrase sharing no vocabulary with its evidence; the other catches an exact product name the embedder treats as interchangeable with a competitor. Temperature is pinned to 0 (ADR-0013), since the headline claim is a deterministic, code-computed Trust score; models are tiered by role (extraction/writer/verifier) so a cheap model fills a schema while a stronger one adjudicates trust. Every route resolves its caller from a request header (ADR-0014) instead of one hardcoded demo user, making the isolation boundary testable rather than merely asserted. An opt-in checkpointing layer (ADR-0015) demonstrates LangGraph's durable-execution capability: a crashed run resumes from its last completed node instead of re-paying for already-completed LLM calls, off by default so the pipeline above is unchanged unless a caller opts in.</w:t>
+        <w:t>Storage stayed on SQLite plus ChromaDB rather than Qdrant (ADR-0001), every search scoped by a user_id filter. Retrieval is hybrid (ADR-0010): vector and keyword hits fuse by Reciprocal Rank Fusion, since cosine similarity and BM25 rank aren't comparable. One catches a paraphrase sharing no vocabulary with its evidence; the other catches an exact product name the embedder treats as interchangeable with a competitor. Temperature is pinned to 0 (ADR-0013), since the headline claim is a deterministic, code-computed Trust score; models are tiered by role (extraction/writer/verifier) so a cheap model fills a schema while a stronger one adjudicates trust. Every route resolves its caller from a request header (ADR-0014) instead of one hardcoded demo user, making the isolation boundary testable rather than merely asserted. An opt-in checkpointing layer (ADR-0015) demonstrates LangGraph's durable-execution capability: a crashed run resumes from its last completed node instead of re-paying for already-completed LLM calls, off by default so the pipeline above is unchanged unless a caller opts in. The quality loop's stopping rule changed since the original port (ADR-0016): it no longer ends the instant a draft passes, since a later rewrite can still find a better-tailored one without spending any more of the Trust budget a passing draft already has; the run keeps whichever draft actually scores best rather than whichever one happened to pass first.</w:t>
       </w:r>
     </w:p>
     <w:p>
@@ -480,7 +480,7 @@
           <w:rFonts w:ascii="Times New Roman" w:hAnsi="Times New Roman"/>
           <w:sz w:val="24"/>
         </w:rPr>
-        <w:t>The suite holds 482 passing tests (9 live-marked tests deselected by default) at 99.3% coverage against a 95% gate. CI runs lint, a format check, strict mypy, and the full suite on Python 3.11 and 3.13 from a locked dependency file on every push and pull request.</w:t>
+        <w:t>The suite holds 500 passing tests (9 live-marked tests deselected by default) at 99.2% coverage against a 95% gate. CI runs lint, a format check, strict mypy, and the full suite on Python 3.11 and 3.13 from a locked dependency file on every push and pull request.</w:t>
       </w:r>
     </w:p>
     <w:p>
@@ -843,7 +843,7 @@
           <w:rFonts w:ascii="Times New Roman" w:hAnsi="Times New Roman"/>
           <w:sz w:val="24"/>
         </w:rPr>
-        <w:t>One synthetic candidate was run against four job postings, real Bedrock end to end. Three of four fail the quality gate. That's deliberate: a gate that never rejects anything is decoration. Scenario 4 is the clearest evidence for the project's design bet: given an iOS posting for a backend candidate, the writer refused to invent iOS experience, so every claim was supported (Trust 100) and the resume matched no required keyword (ATS 0). The system chose to fail the candidate rather than lie for them.</w:t>
+        <w:t>One synthetic candidate was run against four job postings, real Bedrock end to end, each drafted twice — the loop no longer stops the instant a draft passes (ADR-0016), so even Scenario 1's already-passing first attempt got a second draft anyway. Three of four still fail the quality gate. That's deliberate: a gate that never rejects anything is decoration. Scenario 4 is the clearest evidence for the project's design bet: given an iOS posting for a backend candidate, the writer refused to invent iOS experience, so every claim was supported (Trust 100) and the resume matched no required keyword (ATS 0), identically on both drafts. The system chose to fail the candidate rather than lie for them.</w:t>
       </w:r>
     </w:p>
     <w:tbl>
@@ -1037,7 +1037,7 @@
                 <w:rFonts w:ascii="Times New Roman" w:hAnsi="Times New Roman"/>
                 <w:sz w:val="24"/>
               </w:rPr>
-              <w:t>94</w:t>
+              <w:t>93</w:t>
             </w:r>
           </w:p>
         </w:tc>
@@ -1054,7 +1054,7 @@
                 <w:rFonts w:ascii="Times New Roman" w:hAnsi="Times New Roman"/>
                 <w:sz w:val="24"/>
               </w:rPr>
-              <w:t>90</w:t>
+              <w:t>95</w:t>
             </w:r>
           </w:p>
         </w:tc>
@@ -1071,7 +1071,7 @@
                 <w:rFonts w:ascii="Times New Roman" w:hAnsi="Times New Roman"/>
                 <w:sz w:val="24"/>
               </w:rPr>
-              <w:t>1</w:t>
+              <w:t>2</w:t>
             </w:r>
           </w:p>
         </w:tc>
@@ -1088,7 +1088,7 @@
                 <w:rFonts w:ascii="Times New Roman" w:hAnsi="Times New Roman"/>
                 <w:sz w:val="24"/>
               </w:rPr>
-              <w:t>4</w:t>
+              <w:t>6</w:t>
             </w:r>
           </w:p>
         </w:tc>
@@ -1105,7 +1105,7 @@
                 <w:rFonts w:ascii="Times New Roman" w:hAnsi="Times New Roman"/>
                 <w:sz w:val="24"/>
               </w:rPr>
-              <w:t>$0.32</w:t>
+              <w:t>$0.53</w:t>
             </w:r>
           </w:p>
         </w:tc>
@@ -1158,7 +1158,7 @@
                 <w:rFonts w:ascii="Times New Roman" w:hAnsi="Times New Roman"/>
                 <w:sz w:val="24"/>
               </w:rPr>
-              <w:t>94</w:t>
+              <w:t>81</w:t>
             </w:r>
           </w:p>
         </w:tc>
@@ -1175,7 +1175,7 @@
                 <w:rFonts w:ascii="Times New Roman" w:hAnsi="Times New Roman"/>
                 <w:sz w:val="24"/>
               </w:rPr>
-              <w:t>53</w:t>
+              <w:t>63</w:t>
             </w:r>
           </w:p>
         </w:tc>
@@ -1192,7 +1192,7 @@
                 <w:rFonts w:ascii="Times New Roman" w:hAnsi="Times New Roman"/>
                 <w:sz w:val="24"/>
               </w:rPr>
-              <w:t>4</w:t>
+              <w:t>2</w:t>
             </w:r>
           </w:p>
         </w:tc>
@@ -1209,7 +1209,7 @@
                 <w:rFonts w:ascii="Times New Roman" w:hAnsi="Times New Roman"/>
                 <w:sz w:val="24"/>
               </w:rPr>
-              <w:t>10</w:t>
+              <w:t>6</w:t>
             </w:r>
           </w:p>
         </w:tc>
@@ -1226,7 +1226,7 @@
                 <w:rFonts w:ascii="Times New Roman" w:hAnsi="Times New Roman"/>
                 <w:sz w:val="24"/>
               </w:rPr>
-              <w:t>$1.07</w:t>
+              <w:t>$0.56</w:t>
             </w:r>
           </w:p>
         </w:tc>
@@ -1279,7 +1279,7 @@
                 <w:rFonts w:ascii="Times New Roman" w:hAnsi="Times New Roman"/>
                 <w:sz w:val="24"/>
               </w:rPr>
-              <w:t>92</w:t>
+              <w:t>83</w:t>
             </w:r>
           </w:p>
         </w:tc>
@@ -1296,7 +1296,7 @@
                 <w:rFonts w:ascii="Times New Roman" w:hAnsi="Times New Roman"/>
                 <w:sz w:val="24"/>
               </w:rPr>
-              <w:t>50</w:t>
+              <w:t>42</w:t>
             </w:r>
           </w:p>
         </w:tc>
@@ -1313,7 +1313,7 @@
                 <w:rFonts w:ascii="Times New Roman" w:hAnsi="Times New Roman"/>
                 <w:sz w:val="24"/>
               </w:rPr>
-              <w:t>4</w:t>
+              <w:t>2</w:t>
             </w:r>
           </w:p>
         </w:tc>
@@ -1330,7 +1330,7 @@
                 <w:rFonts w:ascii="Times New Roman" w:hAnsi="Times New Roman"/>
                 <w:sz w:val="24"/>
               </w:rPr>
-              <w:t>10</w:t>
+              <w:t>6</w:t>
             </w:r>
           </w:p>
         </w:tc>
@@ -1347,7 +1347,7 @@
                 <w:rFonts w:ascii="Times New Roman" w:hAnsi="Times New Roman"/>
                 <w:sz w:val="24"/>
               </w:rPr>
-              <w:t>$1.06</w:t>
+              <w:t>$0.60</w:t>
             </w:r>
           </w:p>
         </w:tc>
@@ -1434,7 +1434,7 @@
                 <w:rFonts w:ascii="Times New Roman" w:hAnsi="Times New Roman"/>
                 <w:sz w:val="24"/>
               </w:rPr>
-              <w:t>4</w:t>
+              <w:t>2</w:t>
             </w:r>
           </w:p>
         </w:tc>
@@ -1451,7 +1451,7 @@
                 <w:rFonts w:ascii="Times New Roman" w:hAnsi="Times New Roman"/>
                 <w:sz w:val="24"/>
               </w:rPr>
-              <w:t>10</w:t>
+              <w:t>6</w:t>
             </w:r>
           </w:p>
         </w:tc>
@@ -1468,7 +1468,7 @@
                 <w:rFonts w:ascii="Times New Roman" w:hAnsi="Times New Roman"/>
                 <w:sz w:val="24"/>
               </w:rPr>
-              <w:t>$0.87</w:t>
+              <w:t>$0.51</w:t>
             </w:r>
           </w:p>
         </w:tc>
@@ -1543,7 +1543,7 @@
           <w:rFonts w:ascii="Times New Roman" w:hAnsi="Times New Roman"/>
           <w:sz w:val="24"/>
         </w:rPr>
-        <w:t>Scenario 3 shows the checks working under pressure: asked for staff-level scope the evidence doesn't fully support, the writer produced plausible filler, and the Trust Harness flagged all three inflated claims PARTIALLY_SUPPORTED rather than letting them read as fact. A self-checking prompt would have passed its own prose. Per-run cost ranged from $0.32 to $1.07 across four to ten LLM calls, via per-node telemetry (ADR-0012) that attributes every call to its node and reports an honest null rather than a partial total for any unpriced model.</w:t>
+        <w:t>Scenario 3 shows the checks working under pressure: asked for staff-level scope the evidence doesn't fully support, the writer overstated three claims outright — UNSUPPORTED, including “defining the architectural roadmap for platform-wide event streaming” — and inflated a fourth to PARTIALLY_SUPPORTED, rather than staying within what the evidence documents. The Trust Harness caught all four rather than letting any read as fact. Because every scenario now runs both of its drafts, cost per run was uniform this time (six LLM calls, $0.51-$0.60) rather than the four-to-ten-call spread a lucky-or-unlucky first draft produced under the old stop-on-first-pass rule — more predictable, though not free. The second draft's own effect was consistent and not obviously beneficial: in three of the four scenarios (including Scenario 1, where both drafts already passed) the rewrite traded ATS for Trust rather than improving both — Scenario 1 moved from 93/95 to 100/90, still passing but with a worse ATS score, so the run correctly exported the first draft instead of the second. That consistent pattern, on a four-scenario sample, is preliminary evidence rather than proof, but it is why the default rewrite count was set to one rather than restored to the original three (ADR-0016) until a larger real-provider comparison says otherwise. Telemetry (ADR-0012) attributes every one of those calls to its node and reports an honest null rather than a partial total for any unpriced model.</w:t>
       </w:r>
     </w:p>
     <w:p>
